--- a/rapports/2026-06-06/EQ26/EQ26_enq3_v2/DR_061203030008/68-12-83-01.docx
+++ b/rapports/2026-06-06/EQ26/EQ26_enq3_v2/DR_061203030008/68-12-83-01.docx
@@ -297,7 +297,7 @@
           <w:color w:val="1F6FEB"/>
           <w:sz w:val="22"/>
         </w:rPr>
-        <w:t>⚠ INCOHÉRENCES À CORRIGER (195)</w:t>
+        <w:t>⚠ INCOHÉRENCES À CORRIGER (192)</w:t>
       </w:r>
     </w:p>
     <w:tbl>
@@ -845,7 +845,7 @@
                 <w:i w:val="0"/>
                 <w:sz w:val="17"/>
               </w:rPr>
-              <w:t>Incohérence!!! seulement les écoles privées paient les frais de scolarité (y compris les frais d'inscription).</w:t>
+              <w:t>Incohérent!! Le niveau d'instruction déclaré par l'un des enfants () au niveau de la section 1 de MATY DIOUF diffère de celui donné par MATY DIOUF lui-même qui affirme ne pas avoir frequenté l'école formelle.</w:t>
             </w:r>
           </w:p>
         </w:tc>
@@ -904,7 +904,7 @@
                 <w:color w:val="16A34A"/>
                 <w:sz w:val="16"/>
               </w:rPr>
-              <w:t>s01q32, s01q36, s01q38, s04q37_modif, s02q33, s02q34, s01q00b</w:t>
+              <w:t>—</w:t>
             </w:r>
           </w:p>
         </w:tc>
@@ -935,7 +935,7 @@
                 <w:i w:val="0"/>
                 <w:sz w:val="17"/>
               </w:rPr>
-              <w:t>Peu probable!!! Vu l'âge (15 ans) de EMANUELLE WALY SARR ou l'année à laquelle EMANUELLE WALY SARR a fréquenté l'école pour la dernière fois (.) le dernier diplome de EMANUELLE WALY SARR ne peut être le Certificat d'études primaires (CEP), prière de corriger cette incohérence ou confirmer avec le QG.</w:t>
+              <w:t>Incohérent!! Le niveau d'instruction déclaré par l'un des enfants () au niveau de la section 1 de NGOR SARR diffère de celui donné par NGOR SARR lui-même qui affirme ne pas avoir frequenté l'école formelle.</w:t>
             </w:r>
           </w:p>
         </w:tc>
@@ -994,7 +994,7 @@
                 <w:color w:val="16A34A"/>
                 <w:sz w:val="16"/>
               </w:rPr>
-              <w:t>—</w:t>
+              <w:t>s01q32, s01q36, s01q38, s04q37_modif, s02q33, s02q34, s01q00b</w:t>
             </w:r>
           </w:p>
         </w:tc>
@@ -1025,7 +1025,7 @@
                 <w:i w:val="0"/>
                 <w:sz w:val="17"/>
               </w:rPr>
-              <w:t>Incohérent!! Le niveau d'instruction déclaré par l'un des enfants () au niveau de la section 1 de MATY DIOUF diffère de celui donné par MATY DIOUF lui-même qui affirme ne pas avoir frequenté l'école formelle.</w:t>
+              <w:t>Peu probable!!! Vu l'âge (15 ans) de EMANUELLE WALY SARR ou l'année à laquelle EMANUELLE WALY SARR a fréquenté l'école pour la dernière fois (.) le dernier diplome de EMANUELLE WALY SARR ne peut être le Certificat d'études primaires (CEP), prière de corriger cette incohérence ou confirmer avec le QG.</w:t>
             </w:r>
           </w:p>
         </w:tc>
@@ -1058,7 +1058,7 @@
                 <w:i w:val="0"/>
                 <w:sz w:val="16"/>
               </w:rPr>
-              <w:t>S02</w:t>
+              <w:t>S11</w:t>
               <w:br/>
             </w:r>
             <w:r>
@@ -1068,7 +1068,7 @@
                 <w:color w:val="64748B"/>
                 <w:sz w:val="14"/>
               </w:rPr>
-              <w:t>Éducation</w:t>
+              <w:t>Logement / cadre de vie</w:t>
             </w:r>
           </w:p>
         </w:tc>
@@ -1115,7 +1115,7 @@
                 <w:i w:val="0"/>
                 <w:sz w:val="17"/>
               </w:rPr>
-              <w:t>Incohérent!! Le niveau d'instruction déclaré par l'un des enfants () au niveau de la section 1 de NGOR SARR diffère de celui donné par NGOR SARR lui-même qui affirme ne pas avoir frequenté l'école formelle.</w:t>
+              <w:t>Le type de logement est Maison à Etage et le principal matériau de toit est Tôles qui semble incohérent.</w:t>
             </w:r>
           </w:p>
         </w:tc>
@@ -1148,7 +1148,7 @@
                 <w:i w:val="0"/>
                 <w:sz w:val="16"/>
               </w:rPr>
-              <w:t>S11</w:t>
+              <w:t>S16</w:t>
               <w:br/>
             </w:r>
             <w:r>
@@ -1158,7 +1158,7 @@
                 <w:color w:val="64748B"/>
                 <w:sz w:val="14"/>
               </w:rPr>
-              <w:t>Logement / cadre de vie</w:t>
+              <w:t>Agriculture</w:t>
             </w:r>
           </w:p>
         </w:tc>
@@ -1174,7 +1174,7 @@
                 <w:color w:val="16A34A"/>
                 <w:sz w:val="16"/>
               </w:rPr>
-              <w:t>—</w:t>
+              <w:t>s16dq05a, s16dq05c</w:t>
             </w:r>
           </w:p>
         </w:tc>
@@ -1205,7 +1205,7 @@
                 <w:i w:val="0"/>
                 <w:sz w:val="17"/>
               </w:rPr>
-              <w:t>Le type de logement est Maison à Etage et le principal matériau de toit est Tôles qui semble incohérent.</w:t>
+              <w:t>La quantité de s16dq05a estimée en Kg est incohérente avec la prise dans la question s16dq05c, prière de bien estimer et mettre la valeur exacte.</w:t>
             </w:r>
           </w:p>
         </w:tc>
@@ -1264,7 +1264,7 @@
                 <w:color w:val="16A34A"/>
                 <w:sz w:val="16"/>
               </w:rPr>
-              <w:t>s16dq05a, s16dq05c</w:t>
+              <w:t>s00q07a, s00q08, s00q10, s00q13_0, s00q15_0, s00q17_0, s00q23a, s00q23b</w:t>
             </w:r>
           </w:p>
         </w:tc>
@@ -1295,7 +1295,7 @@
                 <w:i w:val="0"/>
                 <w:sz w:val="17"/>
               </w:rPr>
-              <w:t>La quantité de s16dq05a estimée en Kg est incohérente avec la prise dans la question s16dq05c, prière de bien estimer et mettre la valeur exacte.</w:t>
+              <w:t>La somme des quantités consommées (150 kg), des quantités offertes (300 kg),  des quantités vendus (3200 kg) et des quantités en stock (1200 kg) depasse la quantité totale (1000 kg) que le ménage a eu après la recolte de Arachide , prière de corriger cette incoherence.</w:t>
             </w:r>
           </w:p>
         </w:tc>
@@ -1385,7 +1385,7 @@
                 <w:i w:val="0"/>
                 <w:sz w:val="17"/>
               </w:rPr>
-              <w:t>La somme des quantités consommées (150 kg), des quantités offertes (300 kg),  des quantités vendus (3200 kg) et des quantités en stock (1200 kg) depasse la quantité totale (1000 kg) que le ménage a eu après la recolte de Arachide , prière de corriger cette incoherence.</w:t>
+              <w:t>La somme des quantités consommées (150 kg), des quantités offertes (300 kg),  des quantités vendus (3200 kg) et des quantités en stock (1200 kg) depasse la quantité totale (1100 kg) que le ménage a eu après la recolte de Arachide , prière de corriger cette incoherence.</w:t>
             </w:r>
           </w:p>
         </w:tc>
@@ -1475,7 +1475,7 @@
                 <w:i w:val="0"/>
                 <w:sz w:val="17"/>
               </w:rPr>
-              <w:t>La somme des quantités consommées (150 kg), des quantités offertes (300 kg),  des quantités vendus (3200 kg) et des quantités en stock (1200 kg) depasse la quantité totale (1100 kg) que le ménage a eu après la recolte de Arachide , prière de corriger cette incoherence.</w:t>
+              <w:t>La somme des quantités consommées (150 kg), des quantités offertes (300 kg),  des quantités vendus (3200 kg) et des quantités en stock (1200 kg) depasse la quantité totale (1800 kg) que le ménage a eu après la recolte de Arachide , prière de corriger cette incoherence.</w:t>
             </w:r>
           </w:p>
         </w:tc>
@@ -1565,7 +1565,7 @@
                 <w:i w:val="0"/>
                 <w:sz w:val="17"/>
               </w:rPr>
-              <w:t>La somme des quantités consommées (150 kg), des quantités offertes (300 kg),  des quantités vendus (3200 kg) et des quantités en stock (1200 kg) depasse la quantité totale (1800 kg) que le ménage a eu après la recolte de Arachide , prière de corriger cette incoherence.</w:t>
+              <w:t>La somme des quantités consommées (150 kg), des quantités offertes (300 kg),  des quantités vendus (3200 kg) et des quantités en stock (1200 kg) depasse la quantité totale (500 kg) que le ménage a eu après la recolte de Arachide , prière de corriger cette incoherence.</w:t>
             </w:r>
           </w:p>
         </w:tc>
@@ -1655,7 +1655,7 @@
                 <w:i w:val="0"/>
                 <w:sz w:val="17"/>
               </w:rPr>
-              <w:t>La somme des quantités consommées (150 kg), des quantités offertes (300 kg),  des quantités vendus (3200 kg) et des quantités en stock (1200 kg) depasse la quantité totale (500 kg) que le ménage a eu après la recolte de Arachide , prière de corriger cette incoherence.</w:t>
+              <w:t>La somme des quantités consommées (50 kg), des quantités offertes (10 kg),  des quantités vendus (0 kg) et des quantités en stock (60 kg) depasse la quantité totale (100 kg) que le ménage a eu après la recolte de Maïs , prière de corriger cette incoherence.</w:t>
             </w:r>
           </w:p>
         </w:tc>
@@ -1688,7 +1688,7 @@
                 <w:i w:val="0"/>
                 <w:sz w:val="16"/>
               </w:rPr>
-              <w:t>S16</w:t>
+              <w:t>S20</w:t>
               <w:br/>
             </w:r>
             <w:r>
@@ -1698,7 +1698,7 @@
                 <w:color w:val="64748B"/>
                 <w:sz w:val="14"/>
               </w:rPr>
-              <w:t>Agriculture</w:t>
+              <w:t>Gouvernance / autres</w:t>
             </w:r>
           </w:p>
         </w:tc>
@@ -1714,7 +1714,7 @@
                 <w:color w:val="16A34A"/>
                 <w:sz w:val="16"/>
               </w:rPr>
-              <w:t>s00q07a, s00q08, s00q10, s00q13_0, s00q15_0, s00q17_0, s00q23a, s00q23b</w:t>
+              <w:t>—</w:t>
             </w:r>
           </w:p>
         </w:tc>
@@ -1745,7 +1745,7 @@
                 <w:i w:val="0"/>
                 <w:sz w:val="17"/>
               </w:rPr>
-              <w:t>La somme des quantités consommées (50 kg), des quantités offertes (10 kg),  des quantités vendus (0 kg) et des quantités en stock (60 kg) depasse la quantité totale (100 kg) que le ménage a eu après la recolte de Maïs , prière de corriger cette incoherence.</w:t>
+              <w:t>Incohérence détectée ! Le ménage a précédemment déclaré vivre « Bien » ou « Assez bien » selon son revenu en 20A.02.</w:t>
             </w:r>
           </w:p>
         </w:tc>
@@ -1760,10 +1760,10 @@
               <w:rPr>
                 <w:b/>
                 <w:i w:val="0"/>
-                <w:color w:val="DC2626"/>
-                <w:sz w:val="16"/>
-              </w:rPr>
-              <w:t>Haute</w:t>
+                <w:color w:val="EA580C"/>
+                <w:sz w:val="16"/>
+              </w:rPr>
+              <w:t>Moyenne</w:t>
             </w:r>
           </w:p>
         </w:tc>
@@ -1778,7 +1778,7 @@
                 <w:i w:val="0"/>
                 <w:sz w:val="16"/>
               </w:rPr>
-              <w:t>S20</w:t>
+              <w:t>S00</w:t>
               <w:br/>
             </w:r>
             <w:r>
@@ -1788,7 +1788,7 @@
                 <w:color w:val="64748B"/>
                 <w:sz w:val="14"/>
               </w:rPr>
-              <w:t>Gouvernance / autres</w:t>
+              <w:t>Identification</w:t>
             </w:r>
           </w:p>
         </w:tc>
@@ -1804,7 +1804,7 @@
                 <w:color w:val="16A34A"/>
                 <w:sz w:val="16"/>
               </w:rPr>
-              <w:t>—</w:t>
+              <w:t>s00q07a, s00q08, s00q10, s00q13_0, s00q15_0, s00q17_0, s00q23a, s00q23b</w:t>
             </w:r>
           </w:p>
         </w:tc>
@@ -1835,7 +1835,7 @@
                 <w:i w:val="0"/>
                 <w:sz w:val="17"/>
               </w:rPr>
-              <w:t>Incohérence détectée ! Le ménage a précédemment déclaré vivre « Bien » ou « Assez bien » selon son revenu en 20A.02.</w:t>
+              <w:t>Prière de renseigner toutes les informations du ménage dans la section 0 avant d'entamer les autres informations.</w:t>
             </w:r>
           </w:p>
         </w:tc>
@@ -1894,7 +1894,7 @@
                 <w:color w:val="16A34A"/>
                 <w:sz w:val="16"/>
               </w:rPr>
-              <w:t>s00q07a, s00q08, s00q10, s00q13_0, s00q15_0, s00q17_0, s00q23a, s00q23b</w:t>
+              <w:t>—</w:t>
             </w:r>
           </w:p>
         </w:tc>
@@ -1925,7 +1925,7 @@
                 <w:i w:val="0"/>
                 <w:sz w:val="17"/>
               </w:rPr>
-              <w:t>Prière de renseigner toutes les informations du ménage dans la section 0 avant d'entamer les autres informations.</w:t>
+              <w:t>L'adresse ou la localisation du ménage doit être bien renseignée, ne doit pas contenir des numéros de téléphone et elle semble courte pour être une adresse.</w:t>
             </w:r>
           </w:p>
         </w:tc>
@@ -2015,7 +2015,7 @@
                 <w:i w:val="0"/>
                 <w:sz w:val="17"/>
               </w:rPr>
-              <w:t>L'adresse ou la localisation du ménage doit être bien renseignée, ne doit pas contenir des numéros de téléphone et elle semble courte pour être une adresse.</w:t>
+              <w:t>Prière de renseigner la bonne adresse.Attention! Il manque des informations non renseignées dans la section 0, prière de regarder toutes les autres informations dans l'identification du ménage (IDENTIFICATION ET RENSEIGNEMENTS DE CONTROLE) ou dans OBSERVATIONS pour pouvoir renseigné toutes les questions liées au ménage.</w:t>
             </w:r>
           </w:p>
         </w:tc>
@@ -2048,7 +2048,7 @@
                 <w:i w:val="0"/>
                 <w:sz w:val="16"/>
               </w:rPr>
-              <w:t>S00</w:t>
+              <w:t>S01</w:t>
               <w:br/>
             </w:r>
             <w:r>
@@ -2058,7 +2058,7 @@
                 <w:color w:val="64748B"/>
                 <w:sz w:val="14"/>
               </w:rPr>
-              <w:t>Identification</w:t>
+              <w:t>Démographie</w:t>
             </w:r>
           </w:p>
         </w:tc>
@@ -2105,7 +2105,7 @@
                 <w:i w:val="0"/>
                 <w:sz w:val="17"/>
               </w:rPr>
-              <w:t>Prière de renseigner la bonne adresse.Attention! Il manque des informations non renseignées dans la section 0, prière de regarder toutes les autres informations dans l'identification du ménage (IDENTIFICATION ET RENSEIGNEMENTS DE CONTROLE) ou dans OBSERVATIONS pour pouvoir renseigné toutes les questions liées au ménage.</w:t>
+              <w:t>Prière de verifier l'information donnée par ANGNESSE FATOU SARR ou corriger au niveau de la section 1.</w:t>
             </w:r>
           </w:p>
         </w:tc>
@@ -2195,7 +2195,7 @@
                 <w:i w:val="0"/>
                 <w:sz w:val="17"/>
               </w:rPr>
-              <w:t>Prière de verifier l'information donnée par ANGNESSE FATOU SARR ou corriger au niveau de la section 1.</w:t>
+              <w:t>Prière de verifier l'information donnée par EMANUELLE WALY SARR ou corriger au niveau de la section 1.</w:t>
             </w:r>
           </w:p>
         </w:tc>
@@ -2254,7 +2254,7 @@
                 <w:color w:val="16A34A"/>
                 <w:sz w:val="16"/>
               </w:rPr>
-              <w:t>—</w:t>
+              <w:t>s01q10_1</w:t>
             </w:r>
           </w:p>
         </w:tc>
@@ -2285,277 +2285,7 @@
                 <w:i w:val="0"/>
                 <w:sz w:val="17"/>
               </w:rPr>
-              <w:t>Prière de verifier l'information donnée par EMANUELLE WALY SARR ou corriger au niveau de la section 1.</w:t>
-            </w:r>
-          </w:p>
-        </w:tc>
-      </w:tr>
-      <w:tr>
-        <w:tc>
-          <w:tcPr>
-            <w:tcW w:type="dxa" w:w="964"/>
-          </w:tcPr>
-          <w:p>
-            <w:r>
-              <w:rPr>
-                <w:b/>
-                <w:i w:val="0"/>
-                <w:color w:val="EA580C"/>
-                <w:sz w:val="16"/>
-              </w:rPr>
-              <w:t>Moyenne</w:t>
-            </w:r>
-          </w:p>
-        </w:tc>
-        <w:tc>
-          <w:tcPr>
-            <w:tcW w:type="dxa" w:w="1247"/>
-          </w:tcPr>
-          <w:p>
-            <w:r>
-              <w:rPr>
-                <w:b/>
-                <w:i w:val="0"/>
-                <w:sz w:val="16"/>
-              </w:rPr>
-              <w:t>S01</w:t>
-              <w:br/>
-            </w:r>
-            <w:r>
-              <w:rPr>
-                <w:b w:val="0"/>
-                <w:i w:val="0"/>
-                <w:color w:val="64748B"/>
-                <w:sz w:val="14"/>
-              </w:rPr>
-              <w:t>Démographie</w:t>
-            </w:r>
-          </w:p>
-        </w:tc>
-        <w:tc>
-          <w:tcPr>
-            <w:tcW w:type="dxa" w:w="1531"/>
-          </w:tcPr>
-          <w:p>
-            <w:r>
-              <w:rPr>
-                <w:b/>
-                <w:i w:val="0"/>
-                <w:color w:val="16A34A"/>
-                <w:sz w:val="16"/>
-              </w:rPr>
-              <w:t>s01q10_1</w:t>
-            </w:r>
-          </w:p>
-        </w:tc>
-        <w:tc>
-          <w:tcPr>
-            <w:tcW w:type="dxa" w:w="1191"/>
-          </w:tcPr>
-          <w:p>
-            <w:r>
-              <w:rPr>
-                <w:b w:val="0"/>
-                <w:i w:val="0"/>
-                <w:color w:val="64748B"/>
-                <w:sz w:val="16"/>
-              </w:rPr>
-              <w:t>GT-CQ</w:t>
-            </w:r>
-          </w:p>
-        </w:tc>
-        <w:tc>
-          <w:tcPr>
-            <w:tcW w:type="dxa" w:w="4706"/>
-          </w:tcPr>
-          <w:p>
-            <w:r>
-              <w:rPr>
-                <w:b w:val="0"/>
-                <w:i w:val="0"/>
-                <w:sz w:val="17"/>
-              </w:rPr>
               <w:t>La taille du ménage lors de l'enquête principale (4) de ce ménage est inférieur à la taille du denombrement (6), prière de fournir des explications concrètes ou aller revisiter le ménage.</w:t>
-            </w:r>
-          </w:p>
-        </w:tc>
-      </w:tr>
-      <w:tr>
-        <w:tc>
-          <w:tcPr>
-            <w:tcW w:type="dxa" w:w="964"/>
-          </w:tcPr>
-          <w:p>
-            <w:r>
-              <w:rPr>
-                <w:b/>
-                <w:i w:val="0"/>
-                <w:color w:val="EA580C"/>
-                <w:sz w:val="16"/>
-              </w:rPr>
-              <w:t>Moyenne</w:t>
-            </w:r>
-          </w:p>
-        </w:tc>
-        <w:tc>
-          <w:tcPr>
-            <w:tcW w:type="dxa" w:w="1247"/>
-          </w:tcPr>
-          <w:p>
-            <w:r>
-              <w:rPr>
-                <w:b/>
-                <w:i w:val="0"/>
-                <w:sz w:val="16"/>
-              </w:rPr>
-              <w:t>S02</w:t>
-              <w:br/>
-            </w:r>
-            <w:r>
-              <w:rPr>
-                <w:b w:val="0"/>
-                <w:i w:val="0"/>
-                <w:color w:val="64748B"/>
-                <w:sz w:val="14"/>
-              </w:rPr>
-              <w:t>Éducation</w:t>
-            </w:r>
-          </w:p>
-        </w:tc>
-        <w:tc>
-          <w:tcPr>
-            <w:tcW w:type="dxa" w:w="1531"/>
-          </w:tcPr>
-          <w:p>
-            <w:r>
-              <w:rPr>
-                <w:b/>
-                <w:i w:val="0"/>
-                <w:color w:val="16A34A"/>
-                <w:sz w:val="16"/>
-              </w:rPr>
-              <w:t>—</w:t>
-            </w:r>
-          </w:p>
-        </w:tc>
-        <w:tc>
-          <w:tcPr>
-            <w:tcW w:type="dxa" w:w="1191"/>
-          </w:tcPr>
-          <w:p>
-            <w:r>
-              <w:rPr>
-                <w:b w:val="0"/>
-                <w:i w:val="0"/>
-                <w:color w:val="64748B"/>
-                <w:sz w:val="16"/>
-              </w:rPr>
-              <w:t>GT-CQ</w:t>
-            </w:r>
-          </w:p>
-        </w:tc>
-        <w:tc>
-          <w:tcPr>
-            <w:tcW w:type="dxa" w:w="4706"/>
-          </w:tcPr>
-          <w:p>
-            <w:r>
-              <w:rPr>
-                <w:b w:val="0"/>
-                <w:i w:val="0"/>
-                <w:sz w:val="17"/>
-              </w:rPr>
-              <w:t>veuillez, s'il vous plait, confirmer les frais de scolarité ( 1000 FCFA) payée de ANGNESSE FATOU SARR avec le QG ou apporter les corrections nécessaires.</w:t>
-            </w:r>
-          </w:p>
-        </w:tc>
-      </w:tr>
-      <w:tr>
-        <w:tc>
-          <w:tcPr>
-            <w:tcW w:type="dxa" w:w="964"/>
-          </w:tcPr>
-          <w:p>
-            <w:r>
-              <w:rPr>
-                <w:b/>
-                <w:i w:val="0"/>
-                <w:color w:val="EA580C"/>
-                <w:sz w:val="16"/>
-              </w:rPr>
-              <w:t>Moyenne</w:t>
-            </w:r>
-          </w:p>
-        </w:tc>
-        <w:tc>
-          <w:tcPr>
-            <w:tcW w:type="dxa" w:w="1247"/>
-          </w:tcPr>
-          <w:p>
-            <w:r>
-              <w:rPr>
-                <w:b/>
-                <w:i w:val="0"/>
-                <w:sz w:val="16"/>
-              </w:rPr>
-              <w:t>S02</w:t>
-              <w:br/>
-            </w:r>
-            <w:r>
-              <w:rPr>
-                <w:b w:val="0"/>
-                <w:i w:val="0"/>
-                <w:color w:val="64748B"/>
-                <w:sz w:val="14"/>
-              </w:rPr>
-              <w:t>Éducation</w:t>
-            </w:r>
-          </w:p>
-        </w:tc>
-        <w:tc>
-          <w:tcPr>
-            <w:tcW w:type="dxa" w:w="1531"/>
-          </w:tcPr>
-          <w:p>
-            <w:r>
-              <w:rPr>
-                <w:b/>
-                <w:i w:val="0"/>
-                <w:color w:val="16A34A"/>
-                <w:sz w:val="16"/>
-              </w:rPr>
-              <w:t>—</w:t>
-            </w:r>
-          </w:p>
-        </w:tc>
-        <w:tc>
-          <w:tcPr>
-            <w:tcW w:type="dxa" w:w="1191"/>
-          </w:tcPr>
-          <w:p>
-            <w:r>
-              <w:rPr>
-                <w:b w:val="0"/>
-                <w:i w:val="0"/>
-                <w:color w:val="64748B"/>
-                <w:sz w:val="16"/>
-              </w:rPr>
-              <w:t>GT-CQ</w:t>
-            </w:r>
-          </w:p>
-        </w:tc>
-        <w:tc>
-          <w:tcPr>
-            <w:tcW w:type="dxa" w:w="4706"/>
-          </w:tcPr>
-          <w:p>
-            <w:r>
-              <w:rPr>
-                <w:b w:val="0"/>
-                <w:i w:val="0"/>
-                <w:sz w:val="17"/>
-              </w:rPr>
-              <w:t>veuillez, s'il vous plait, confirmer les frais de scolarité ( 6000 FCFA) payée de EMANUELLE WALY SARR avec le QG ou apporter les corrections nécessaires.</w:t>
             </w:r>
           </w:p>
         </w:tc>
